--- a/Matlab/lab 10/отчет.docx
+++ b/Matlab/lab 10/отчет.docx
@@ -179,7 +179,7 @@
           <w:color w:val="00000A"/>
           <w:lang w:eastAsia="ru-RU"/>
         </w:rPr>
-        <w:t>9</w:t>
+        <w:t>10</w:t>
       </w:r>
     </w:p>
     <w:p>
@@ -1096,6 +1096,7 @@
       <w:r>
         <w:rPr>
           <w:rFonts w:eastAsia="Times New Roman" w:cs="Times New Roman"/>
+          <w:noProof/>
           <w:color w:val="00000A"/>
           <w:szCs w:val="24"/>
           <w:lang w:val="en-US" w:eastAsia="ru-RU"/>
@@ -1152,6 +1153,7 @@
       <w:r>
         <w:rPr>
           <w:rFonts w:eastAsia="Times New Roman" w:cs="Times New Roman"/>
+          <w:noProof/>
           <w:color w:val="00000A"/>
           <w:szCs w:val="24"/>
           <w:lang w:val="en-US" w:eastAsia="ru-RU"/>
@@ -1475,7 +1477,7 @@
           <w:rFonts w:eastAsia="Times New Roman" w:cs="Times New Roman"/>
           <w:color w:val="00000A"/>
           <w:szCs w:val="24"/>
-          <w:lang w:val="en-US" w:eastAsia="ru-RU"/>
+          <w:lang w:eastAsia="ru-RU"/>
         </w:rPr>
       </w:pPr>
       <w:r>
@@ -1497,7 +1499,7 @@
           <w:rFonts w:eastAsia="Times New Roman" w:cs="Times New Roman"/>
           <w:color w:val="00000A"/>
           <w:szCs w:val="24"/>
-          <w:lang w:val="en-US" w:eastAsia="ru-RU"/>
+          <w:lang w:eastAsia="ru-RU"/>
         </w:rPr>
       </w:pPr>
       <w:r>
@@ -1541,7 +1543,7 @@
           <w:rFonts w:eastAsia="Times New Roman" w:cs="Times New Roman"/>
           <w:color w:val="00000A"/>
           <w:szCs w:val="24"/>
-          <w:lang w:val="en-US" w:eastAsia="ru-RU"/>
+          <w:lang w:eastAsia="ru-RU"/>
         </w:rPr>
       </w:pPr>
     </w:p>
@@ -1945,33 +1947,33 @@
           <w:rFonts w:eastAsia="Times New Roman" w:cs="Times New Roman"/>
           <w:color w:val="00000A"/>
           <w:szCs w:val="24"/>
-          <w:lang w:val="en-US" w:eastAsia="ru-RU"/>
-        </w:rPr>
-      </w:pPr>
-    </w:p>
-    <w:p>
-      <w:pPr>
-        <w:suppressAutoHyphens/>
-        <w:spacing w:after="200" w:line="240" w:lineRule="auto"/>
-        <w:ind w:firstLine="0"/>
-        <w:rPr>
-          <w:rFonts w:eastAsia="Times New Roman" w:cs="Times New Roman"/>
-          <w:color w:val="00000A"/>
-          <w:szCs w:val="24"/>
-          <w:lang w:val="en-US" w:eastAsia="ru-RU"/>
-        </w:rPr>
-      </w:pPr>
-    </w:p>
-    <w:p>
-      <w:pPr>
-        <w:suppressAutoHyphens/>
-        <w:spacing w:after="200" w:line="240" w:lineRule="auto"/>
-        <w:ind w:firstLine="0"/>
-        <w:rPr>
-          <w:rFonts w:eastAsia="Times New Roman" w:cs="Times New Roman"/>
-          <w:color w:val="00000A"/>
-          <w:szCs w:val="24"/>
-          <w:lang w:val="en-US" w:eastAsia="ru-RU"/>
+          <w:lang w:eastAsia="ru-RU"/>
+        </w:rPr>
+      </w:pPr>
+    </w:p>
+    <w:p>
+      <w:pPr>
+        <w:suppressAutoHyphens/>
+        <w:spacing w:after="200" w:line="240" w:lineRule="auto"/>
+        <w:ind w:firstLine="0"/>
+        <w:rPr>
+          <w:rFonts w:eastAsia="Times New Roman" w:cs="Times New Roman"/>
+          <w:color w:val="00000A"/>
+          <w:szCs w:val="24"/>
+          <w:lang w:eastAsia="ru-RU"/>
+        </w:rPr>
+      </w:pPr>
+    </w:p>
+    <w:p>
+      <w:pPr>
+        <w:suppressAutoHyphens/>
+        <w:spacing w:after="200" w:line="240" w:lineRule="auto"/>
+        <w:ind w:firstLine="0"/>
+        <w:rPr>
+          <w:rFonts w:eastAsia="Times New Roman" w:cs="Times New Roman"/>
+          <w:color w:val="00000A"/>
+          <w:szCs w:val="24"/>
+          <w:lang w:eastAsia="ru-RU"/>
         </w:rPr>
       </w:pPr>
     </w:p>
@@ -2433,27 +2435,7 @@
           <w:szCs w:val="24"/>
           <w:lang w:val="en-US" w:eastAsia="ru-RU"/>
         </w:rPr>
-        <w:t xml:space="preserve">    ____________</w:t>
-      </w:r>
-      <w:proofErr w:type="gramStart"/>
-      <w:r>
-        <w:rPr>
-          <w:rFonts w:eastAsia="Times New Roman" w:cs="Times New Roman"/>
-          <w:color w:val="00000A"/>
-          <w:szCs w:val="24"/>
-          <w:lang w:val="en-US" w:eastAsia="ru-RU"/>
-        </w:rPr>
-        <w:t xml:space="preserve">    ________________    </w:t>
-      </w:r>
-      <w:proofErr w:type="gramEnd"/>
-      <w:r>
-        <w:rPr>
-          <w:rFonts w:eastAsia="Times New Roman" w:cs="Times New Roman"/>
-          <w:color w:val="00000A"/>
-          <w:szCs w:val="24"/>
-          <w:lang w:val="en-US" w:eastAsia="ru-RU"/>
-        </w:rPr>
-        <w:t>____________________</w:t>
+        <w:t xml:space="preserve">    ____________    ________________    ____________________</w:t>
       </w:r>
     </w:p>
     <w:p>

--- a/Matlab/lab 10/отчет.docx
+++ b/Matlab/lab 10/отчет.docx
@@ -1067,7 +1067,7 @@
           <w:rFonts w:eastAsia="Times New Roman" w:cs="Times New Roman"/>
           <w:color w:val="00000A"/>
           <w:szCs w:val="24"/>
-          <w:lang w:val="en-US" w:eastAsia="ru-RU"/>
+          <w:lang w:eastAsia="ru-RU"/>
         </w:rPr>
       </w:pPr>
       <w:r>
@@ -1224,6 +1224,7 @@
       <w:r>
         <w:rPr>
           <w:rFonts w:eastAsia="Times New Roman" w:cs="Times New Roman"/>
+          <w:noProof/>
           <w:color w:val="00000A"/>
           <w:szCs w:val="24"/>
           <w:lang w:eastAsia="ru-RU"/>
@@ -1380,6 +1381,7 @@
       <w:r>
         <w:rPr>
           <w:rFonts w:eastAsia="Times New Roman" w:cs="Times New Roman"/>
+          <w:noProof/>
           <w:color w:val="00000A"/>
           <w:szCs w:val="24"/>
           <w:lang w:val="en-US" w:eastAsia="ru-RU"/>
@@ -1431,7 +1433,7 @@
           <w:rFonts w:eastAsia="Times New Roman" w:cs="Times New Roman"/>
           <w:color w:val="00000A"/>
           <w:szCs w:val="24"/>
-          <w:lang w:val="en-US" w:eastAsia="ru-RU"/>
+          <w:lang w:eastAsia="ru-RU"/>
         </w:rPr>
       </w:pPr>
       <w:r>
@@ -1487,6 +1489,7 @@
       <w:r>
         <w:rPr>
           <w:rFonts w:eastAsia="Times New Roman" w:cs="Times New Roman"/>
+          <w:noProof/>
           <w:color w:val="00000A"/>
           <w:szCs w:val="24"/>
           <w:lang w:val="en-US" w:eastAsia="ru-RU"/>
@@ -1826,57 +1829,37 @@
           <w:rFonts w:eastAsia="Times New Roman" w:cs="Times New Roman"/>
           <w:color w:val="00000A"/>
           <w:szCs w:val="24"/>
-          <w:lang w:eastAsia="ru-RU"/>
-        </w:rPr>
-      </w:pPr>
-      <w:r>
-        <w:rPr>
-          <w:rFonts w:eastAsia="Times New Roman" w:cs="Times New Roman"/>
-          <w:color w:val="00000A"/>
-          <w:szCs w:val="24"/>
-          <w:lang w:eastAsia="ru-RU"/>
+          <w:lang w:val="en-US" w:eastAsia="ru-RU"/>
+        </w:rPr>
+      </w:pPr>
+      <w:r>
+        <w:rPr>
+          <w:rFonts w:eastAsia="Times New Roman" w:cs="Times New Roman"/>
+          <w:color w:val="00000A"/>
+          <w:szCs w:val="24"/>
+          <w:lang w:val="en-US" w:eastAsia="ru-RU"/>
         </w:rPr>
         <w:t xml:space="preserve">16 </w:t>
       </w:r>
-      <w:proofErr w:type="spellStart"/>
-      <w:r>
-        <w:rPr>
-          <w:rFonts w:eastAsia="Times New Roman" w:cs="Times New Roman"/>
-          <w:color w:val="00000A"/>
-          <w:szCs w:val="24"/>
-          <w:lang w:eastAsia="ru-RU"/>
+      <w:proofErr w:type="gramStart"/>
+      <w:r>
+        <w:rPr>
+          <w:rFonts w:eastAsia="Times New Roman" w:cs="Times New Roman"/>
+          <w:color w:val="00000A"/>
+          <w:szCs w:val="24"/>
+          <w:lang w:val="en-US" w:eastAsia="ru-RU"/>
         </w:rPr>
         <w:t>tan</w:t>
       </w:r>
-      <w:proofErr w:type="spellEnd"/>
-      <w:r>
-        <w:rPr>
-          <w:rFonts w:eastAsia="Times New Roman" w:cs="Times New Roman"/>
-          <w:color w:val="00000A"/>
-          <w:szCs w:val="24"/>
-          <w:lang w:eastAsia="ru-RU"/>
-        </w:rPr>
-        <w:t>(x) (</w:t>
-      </w:r>
-      <w:proofErr w:type="spellStart"/>
-      <w:r>
-        <w:rPr>
-          <w:rFonts w:eastAsia="Times New Roman" w:cs="Times New Roman"/>
-          <w:color w:val="00000A"/>
-          <w:szCs w:val="24"/>
-          <w:lang w:eastAsia="ru-RU"/>
-        </w:rPr>
-        <w:t>tan</w:t>
-      </w:r>
-      <w:proofErr w:type="spellEnd"/>
-      <w:r>
-        <w:rPr>
-          <w:rFonts w:eastAsia="Times New Roman" w:cs="Times New Roman"/>
-          <w:color w:val="00000A"/>
-          <w:szCs w:val="24"/>
-          <w:lang w:eastAsia="ru-RU"/>
-        </w:rPr>
-        <w:t>(x</w:t>
+      <w:proofErr w:type="gramEnd"/>
+      <w:r>
+        <w:rPr>
+          <w:rFonts w:eastAsia="Times New Roman" w:cs="Times New Roman"/>
+          <w:color w:val="00000A"/>
+          <w:szCs w:val="24"/>
+          <w:lang w:val="en-US" w:eastAsia="ru-RU"/>
+        </w:rPr>
+        <w:t>(x) (tan(x</w:t>
       </w:r>
       <w:proofErr w:type="gramStart"/>
       <w:r>
@@ -1884,7 +1867,7 @@
           <w:rFonts w:eastAsia="Times New Roman" w:cs="Times New Roman"/>
           <w:color w:val="00000A"/>
           <w:szCs w:val="24"/>
-          <w:lang w:eastAsia="ru-RU"/>
+          <w:lang w:val="en-US" w:eastAsia="ru-RU"/>
         </w:rPr>
         <w:t>)  +</w:t>
       </w:r>
@@ -1894,7 +1877,7 @@
           <w:rFonts w:eastAsia="Times New Roman" w:cs="Times New Roman"/>
           <w:color w:val="00000A"/>
           <w:szCs w:val="24"/>
-          <w:lang w:eastAsia="ru-RU"/>
+          <w:lang w:val="en-US" w:eastAsia="ru-RU"/>
         </w:rPr>
         <w:t xml:space="preserve"> 1</w:t>
       </w:r>
@@ -1904,7 +1887,7 @@
           <w:rFonts w:eastAsia="Times New Roman" w:cs="Times New Roman"/>
           <w:color w:val="00000A"/>
           <w:szCs w:val="24"/>
-          <w:lang w:eastAsia="ru-RU"/>
+          <w:lang w:val="en-US" w:eastAsia="ru-RU"/>
         </w:rPr>
         <w:t>)  +</w:t>
       </w:r>
@@ -1914,29 +1897,9 @@
           <w:rFonts w:eastAsia="Times New Roman" w:cs="Times New Roman"/>
           <w:color w:val="00000A"/>
           <w:szCs w:val="24"/>
-          <w:lang w:eastAsia="ru-RU"/>
-        </w:rPr>
-        <w:t xml:space="preserve"> 8 </w:t>
-      </w:r>
-      <w:proofErr w:type="spellStart"/>
-      <w:r>
-        <w:rPr>
-          <w:rFonts w:eastAsia="Times New Roman" w:cs="Times New Roman"/>
-          <w:color w:val="00000A"/>
-          <w:szCs w:val="24"/>
-          <w:lang w:eastAsia="ru-RU"/>
-        </w:rPr>
-        <w:t>tan</w:t>
-      </w:r>
-      <w:proofErr w:type="spellEnd"/>
-      <w:r>
-        <w:rPr>
-          <w:rFonts w:eastAsia="Times New Roman" w:cs="Times New Roman"/>
-          <w:color w:val="00000A"/>
-          <w:szCs w:val="24"/>
-          <w:lang w:eastAsia="ru-RU"/>
-        </w:rPr>
-        <w:t>(x</w:t>
+          <w:lang w:val="en-US" w:eastAsia="ru-RU"/>
+        </w:rPr>
+        <w:t xml:space="preserve"> 8 tan(x</w:t>
       </w:r>
       <w:proofErr w:type="gramStart"/>
       <w:r>
@@ -1944,30 +1907,19 @@
           <w:rFonts w:eastAsia="Times New Roman" w:cs="Times New Roman"/>
           <w:color w:val="00000A"/>
           <w:szCs w:val="24"/>
-          <w:lang w:eastAsia="ru-RU"/>
+          <w:lang w:val="en-US" w:eastAsia="ru-RU"/>
         </w:rPr>
         <w:t>)  (</w:t>
       </w:r>
-      <w:proofErr w:type="spellStart"/>
       <w:proofErr w:type="gramEnd"/>
       <w:r>
         <w:rPr>
           <w:rFonts w:eastAsia="Times New Roman" w:cs="Times New Roman"/>
           <w:color w:val="00000A"/>
           <w:szCs w:val="24"/>
-          <w:lang w:eastAsia="ru-RU"/>
-        </w:rPr>
-        <w:t>tan</w:t>
-      </w:r>
-      <w:proofErr w:type="spellEnd"/>
-      <w:r>
-        <w:rPr>
-          <w:rFonts w:eastAsia="Times New Roman" w:cs="Times New Roman"/>
-          <w:color w:val="00000A"/>
-          <w:szCs w:val="24"/>
-          <w:lang w:eastAsia="ru-RU"/>
-        </w:rPr>
-        <w:t>(x</w:t>
+          <w:lang w:val="en-US" w:eastAsia="ru-RU"/>
+        </w:rPr>
+        <w:t>tan(x</w:t>
       </w:r>
       <w:proofErr w:type="gramStart"/>
       <w:r>
@@ -1975,7 +1927,7 @@
           <w:rFonts w:eastAsia="Times New Roman" w:cs="Times New Roman"/>
           <w:color w:val="00000A"/>
           <w:szCs w:val="24"/>
-          <w:lang w:eastAsia="ru-RU"/>
+          <w:lang w:val="en-US" w:eastAsia="ru-RU"/>
         </w:rPr>
         <w:t>)  +</w:t>
       </w:r>
@@ -1985,7 +1937,7 @@
           <w:rFonts w:eastAsia="Times New Roman" w:cs="Times New Roman"/>
           <w:color w:val="00000A"/>
           <w:szCs w:val="24"/>
-          <w:lang w:eastAsia="ru-RU"/>
+          <w:lang w:val="en-US" w:eastAsia="ru-RU"/>
         </w:rPr>
         <w:t xml:space="preserve"> 1)</w:t>
       </w:r>
@@ -1999,7 +1951,7 @@
           <w:rFonts w:eastAsia="Times New Roman" w:cs="Times New Roman"/>
           <w:color w:val="00000A"/>
           <w:szCs w:val="24"/>
-          <w:lang w:eastAsia="ru-RU"/>
+          <w:lang w:val="en-US" w:eastAsia="ru-RU"/>
         </w:rPr>
       </w:pPr>
     </w:p>
@@ -2983,27 +2935,7 @@
           <w:szCs w:val="24"/>
           <w:lang w:val="en-US" w:eastAsia="ru-RU"/>
         </w:rPr>
-        <w:t xml:space="preserve">    ____________</w:t>
-      </w:r>
-      <w:proofErr w:type="gramStart"/>
-      <w:r>
-        <w:rPr>
-          <w:rFonts w:eastAsia="Times New Roman" w:cs="Times New Roman"/>
-          <w:color w:val="00000A"/>
-          <w:szCs w:val="24"/>
-          <w:lang w:val="en-US" w:eastAsia="ru-RU"/>
-        </w:rPr>
-        <w:t xml:space="preserve">    ________________    </w:t>
-      </w:r>
-      <w:proofErr w:type="gramEnd"/>
-      <w:r>
-        <w:rPr>
-          <w:rFonts w:eastAsia="Times New Roman" w:cs="Times New Roman"/>
-          <w:color w:val="00000A"/>
-          <w:szCs w:val="24"/>
-          <w:lang w:val="en-US" w:eastAsia="ru-RU"/>
-        </w:rPr>
-        <w:t>____________________</w:t>
+        <w:t xml:space="preserve">    ____________    ________________    ____________________</w:t>
       </w:r>
     </w:p>
     <w:p>
@@ -3220,29 +3152,74 @@
           <w:rFonts w:eastAsia="Times New Roman" w:cs="Times New Roman"/>
           <w:color w:val="00000A"/>
           <w:szCs w:val="24"/>
-          <w:lang w:val="en-US" w:eastAsia="ru-RU"/>
-        </w:rPr>
-      </w:pPr>
-      <w:r>
-        <w:rPr>
-          <w:rFonts w:eastAsia="Times New Roman" w:cs="Times New Roman"/>
-          <w:color w:val="00000A"/>
-          <w:szCs w:val="24"/>
-          <w:lang w:val="en-US" w:eastAsia="ru-RU"/>
-        </w:rPr>
-        <w:t xml:space="preserve">    'integral'      3.49149051692575    1.27191870548479e-14</w:t>
-      </w:r>
-    </w:p>
-    <w:p>
-      <w:pPr>
-        <w:suppressAutoHyphens/>
-        <w:spacing w:after="200" w:line="240" w:lineRule="auto"/>
-        <w:ind w:firstLine="0"/>
-        <w:rPr>
-          <w:rFonts w:eastAsia="Times New Roman" w:cs="Times New Roman"/>
-          <w:color w:val="00000A"/>
-          <w:szCs w:val="24"/>
-          <w:lang w:val="en-US" w:eastAsia="ru-RU"/>
+          <w:lang w:eastAsia="ru-RU"/>
+        </w:rPr>
+      </w:pPr>
+      <w:r>
+        <w:rPr>
+          <w:rFonts w:eastAsia="Times New Roman" w:cs="Times New Roman"/>
+          <w:color w:val="00000A"/>
+          <w:szCs w:val="24"/>
+          <w:lang w:val="en-US" w:eastAsia="ru-RU"/>
+        </w:rPr>
+        <w:t xml:space="preserve">    </w:t>
+      </w:r>
+      <w:r>
+        <w:rPr>
+          <w:rFonts w:eastAsia="Times New Roman" w:cs="Times New Roman"/>
+          <w:color w:val="00000A"/>
+          <w:szCs w:val="24"/>
+          <w:lang w:eastAsia="ru-RU"/>
+        </w:rPr>
+        <w:t>'</w:t>
+      </w:r>
+      <w:r>
+        <w:rPr>
+          <w:rFonts w:eastAsia="Times New Roman" w:cs="Times New Roman"/>
+          <w:color w:val="00000A"/>
+          <w:szCs w:val="24"/>
+          <w:lang w:val="en-US" w:eastAsia="ru-RU"/>
+        </w:rPr>
+        <w:t>integral</w:t>
+      </w:r>
+      <w:r>
+        <w:rPr>
+          <w:rFonts w:eastAsia="Times New Roman" w:cs="Times New Roman"/>
+          <w:color w:val="00000A"/>
+          <w:szCs w:val="24"/>
+          <w:lang w:eastAsia="ru-RU"/>
+        </w:rPr>
+        <w:t>'      3.49149051692575    1.27191870548479</w:t>
+      </w:r>
+      <w:r>
+        <w:rPr>
+          <w:rFonts w:eastAsia="Times New Roman" w:cs="Times New Roman"/>
+          <w:color w:val="00000A"/>
+          <w:szCs w:val="24"/>
+          <w:lang w:val="en-US" w:eastAsia="ru-RU"/>
+        </w:rPr>
+        <w:t>e</w:t>
+      </w:r>
+      <w:r>
+        <w:rPr>
+          <w:rFonts w:eastAsia="Times New Roman" w:cs="Times New Roman"/>
+          <w:color w:val="00000A"/>
+          <w:szCs w:val="24"/>
+          <w:lang w:eastAsia="ru-RU"/>
+        </w:rPr>
+        <w:t>-14</w:t>
+      </w:r>
+    </w:p>
+    <w:p>
+      <w:pPr>
+        <w:suppressAutoHyphens/>
+        <w:spacing w:after="200" w:line="240" w:lineRule="auto"/>
+        <w:ind w:firstLine="0"/>
+        <w:rPr>
+          <w:rFonts w:eastAsia="Times New Roman" w:cs="Times New Roman"/>
+          <w:color w:val="00000A"/>
+          <w:szCs w:val="24"/>
+          <w:lang w:eastAsia="ru-RU"/>
         </w:rPr>
       </w:pPr>
     </w:p>
@@ -3277,15 +3254,15 @@
           <w:rFonts w:eastAsia="Times New Roman" w:cs="Times New Roman"/>
           <w:color w:val="00000A"/>
           <w:szCs w:val="24"/>
-          <w:lang w:eastAsia="ru-RU"/>
-        </w:rPr>
-      </w:pPr>
-      <w:r>
-        <w:rPr>
-          <w:rFonts w:eastAsia="Times New Roman" w:cs="Times New Roman"/>
-          <w:color w:val="00000A"/>
-          <w:szCs w:val="24"/>
-          <w:lang w:eastAsia="ru-RU"/>
+          <w:lang w:val="en-US" w:eastAsia="ru-RU"/>
+        </w:rPr>
+      </w:pPr>
+      <w:r>
+        <w:rPr>
+          <w:rFonts w:eastAsia="Times New Roman" w:cs="Times New Roman"/>
+          <w:color w:val="00000A"/>
+          <w:szCs w:val="24"/>
+          <w:lang w:val="en-US" w:eastAsia="ru-RU"/>
         </w:rPr>
         <w:t>(</w:t>
       </w:r>
@@ -3295,7 +3272,7 @@
           <w:rFonts w:eastAsia="Times New Roman" w:cs="Times New Roman"/>
           <w:color w:val="00000A"/>
           <w:szCs w:val="24"/>
-          <w:lang w:eastAsia="ru-RU"/>
+          <w:lang w:val="en-US" w:eastAsia="ru-RU"/>
         </w:rPr>
         <w:t>a_sym^x</w:t>
       </w:r>
@@ -3305,9 +3282,9 @@
           <w:rFonts w:eastAsia="Times New Roman" w:cs="Times New Roman"/>
           <w:color w:val="00000A"/>
           <w:szCs w:val="24"/>
-          <w:lang w:eastAsia="ru-RU"/>
-        </w:rPr>
-        <w:t>*</w:t>
+          <w:lang w:val="en-US" w:eastAsia="ru-RU"/>
+        </w:rPr>
+        <w:t>*exp(-x))/(log(</w:t>
       </w:r>
       <w:proofErr w:type="spellStart"/>
       <w:r>
@@ -3315,9 +3292,9 @@
           <w:rFonts w:eastAsia="Times New Roman" w:cs="Times New Roman"/>
           <w:color w:val="00000A"/>
           <w:szCs w:val="24"/>
-          <w:lang w:eastAsia="ru-RU"/>
-        </w:rPr>
-        <w:t>exp</w:t>
+          <w:lang w:val="en-US" w:eastAsia="ru-RU"/>
+        </w:rPr>
+        <w:t>a_sym</w:t>
       </w:r>
       <w:proofErr w:type="spellEnd"/>
       <w:r>
@@ -3325,47 +3302,7 @@
           <w:rFonts w:eastAsia="Times New Roman" w:cs="Times New Roman"/>
           <w:color w:val="00000A"/>
           <w:szCs w:val="24"/>
-          <w:lang w:eastAsia="ru-RU"/>
-        </w:rPr>
-        <w:t>(-x))/(</w:t>
-      </w:r>
-      <w:proofErr w:type="spellStart"/>
-      <w:r>
-        <w:rPr>
-          <w:rFonts w:eastAsia="Times New Roman" w:cs="Times New Roman"/>
-          <w:color w:val="00000A"/>
-          <w:szCs w:val="24"/>
-          <w:lang w:eastAsia="ru-RU"/>
-        </w:rPr>
-        <w:t>log</w:t>
-      </w:r>
-      <w:proofErr w:type="spellEnd"/>
-      <w:r>
-        <w:rPr>
-          <w:rFonts w:eastAsia="Times New Roman" w:cs="Times New Roman"/>
-          <w:color w:val="00000A"/>
-          <w:szCs w:val="24"/>
-          <w:lang w:eastAsia="ru-RU"/>
-        </w:rPr>
-        <w:t>(</w:t>
-      </w:r>
-      <w:proofErr w:type="spellStart"/>
-      <w:r>
-        <w:rPr>
-          <w:rFonts w:eastAsia="Times New Roman" w:cs="Times New Roman"/>
-          <w:color w:val="00000A"/>
-          <w:szCs w:val="24"/>
-          <w:lang w:eastAsia="ru-RU"/>
-        </w:rPr>
-        <w:t>a_sym</w:t>
-      </w:r>
-      <w:proofErr w:type="spellEnd"/>
-      <w:r>
-        <w:rPr>
-          <w:rFonts w:eastAsia="Times New Roman" w:cs="Times New Roman"/>
-          <w:color w:val="00000A"/>
-          <w:szCs w:val="24"/>
-          <w:lang w:eastAsia="ru-RU"/>
+          <w:lang w:val="en-US" w:eastAsia="ru-RU"/>
         </w:rPr>
         <w:t>) - 1)</w:t>
       </w:r>
@@ -3379,15 +3316,15 @@
           <w:rFonts w:eastAsia="Times New Roman" w:cs="Times New Roman"/>
           <w:color w:val="00000A"/>
           <w:szCs w:val="24"/>
-          <w:lang w:eastAsia="ru-RU"/>
-        </w:rPr>
-      </w:pPr>
-      <w:r>
-        <w:rPr>
-          <w:rFonts w:eastAsia="Times New Roman" w:cs="Times New Roman"/>
-          <w:color w:val="00000A"/>
-          <w:szCs w:val="24"/>
-          <w:lang w:eastAsia="ru-RU"/>
+          <w:lang w:val="en-US" w:eastAsia="ru-RU"/>
+        </w:rPr>
+      </w:pPr>
+      <w:r>
+        <w:rPr>
+          <w:rFonts w:eastAsia="Times New Roman" w:cs="Times New Roman"/>
+          <w:color w:val="00000A"/>
+          <w:szCs w:val="24"/>
+          <w:lang w:val="en-US" w:eastAsia="ru-RU"/>
         </w:rPr>
         <w:t xml:space="preserve"> </w:t>
       </w:r>
@@ -3560,7 +3497,7 @@
           <w:rFonts w:eastAsia="Times New Roman" w:cs="Times New Roman"/>
           <w:color w:val="00000A"/>
           <w:szCs w:val="24"/>
-          <w:lang w:val="en-US" w:eastAsia="ru-RU"/>
+          <w:lang w:eastAsia="ru-RU"/>
         </w:rPr>
       </w:pPr>
     </w:p>
@@ -4243,7 +4180,7 @@
           <w:szCs w:val="24"/>
           <w:lang w:eastAsia="ru-RU"/>
         </w:rPr>
-        <w:t>=== ИССЛЕДОВАНИЕ ВЛИЯНИЯ ШАГА h НА ТОЧНОСТЬ ===</w:t>
+        <w:t>ИССЛЕДОВАНИЕ ВЛИЯНИЯ ШАГА h НА ТОЧНОСТЬ</w:t>
       </w:r>
     </w:p>
     <w:p>
@@ -4619,7 +4556,7 @@
           <w:szCs w:val="10"/>
           <w:lang w:val="en-US" w:eastAsia="ru-RU"/>
         </w:rPr>
-        <w:t xml:space="preserve">    ____________________    ____________________    ____________________    ______    ____</w:t>
+        <w:t xml:space="preserve">    ____________________    ____________________    ____________________    ______</w:t>
       </w:r>
       <w:proofErr w:type="gramStart"/>
       <w:r>
@@ -4630,7 +4567,7 @@
           <w:szCs w:val="10"/>
           <w:lang w:val="en-US" w:eastAsia="ru-RU"/>
         </w:rPr>
-        <w:t xml:space="preserve">__    ____________________    ____________________    </w:t>
+        <w:t xml:space="preserve">    ______    ____________________    ____________________    </w:t>
       </w:r>
       <w:proofErr w:type="gramEnd"/>
       <w:r>
@@ -4884,7 +4821,7 @@
           <w:color w:val="00000A"/>
           <w:sz w:val="12"/>
           <w:szCs w:val="10"/>
-          <w:lang w:val="en-US" w:eastAsia="ru-RU"/>
+          <w:lang w:eastAsia="ru-RU"/>
         </w:rPr>
       </w:pPr>
       <w:r>
@@ -4918,7 +4855,7 @@
           <w:color w:val="00000A"/>
           <w:sz w:val="12"/>
           <w:szCs w:val="10"/>
-          <w:lang w:val="en-US" w:eastAsia="ru-RU"/>
+          <w:lang w:eastAsia="ru-RU"/>
         </w:rPr>
       </w:pPr>
     </w:p>
@@ -5135,7 +5072,7 @@
           <w:szCs w:val="10"/>
           <w:lang w:val="en-US" w:eastAsia="ru-RU"/>
         </w:rPr>
-        <w:t xml:space="preserve">    ____</w:t>
+        <w:t xml:space="preserve">    </w:t>
       </w:r>
       <w:proofErr w:type="gramStart"/>
       <w:r>
@@ -5146,7 +5083,7 @@
           <w:szCs w:val="10"/>
           <w:lang w:val="en-US" w:eastAsia="ru-RU"/>
         </w:rPr>
-        <w:t xml:space="preserve">    ___________________    ____________________    ____________________    ____________________    </w:t>
+        <w:t>____    ___________________    ____________________    ____________________    ____________________    __</w:t>
       </w:r>
       <w:proofErr w:type="gramEnd"/>
       <w:r>
@@ -5157,7 +5094,7 @@
           <w:szCs w:val="10"/>
           <w:lang w:val="en-US" w:eastAsia="ru-RU"/>
         </w:rPr>
-        <w:t>____________________</w:t>
+        <w:t>__________________</w:t>
       </w:r>
     </w:p>
     <w:p>
